--- a/분석/1부1화_Un_altra_lettera_분석.docx
+++ b/분석/1부1화_Un_altra_lettera_분석.docx
@@ -2717,7 +2717,7 @@
           <w:color w:val="1A1A1A"/>
           <w:sz w:val="22"/>
         </w:rPr>
-        <w:t xml:space="preserve">   Sofia, con me puoi darmi del tu. Lo sai.</w:t>
+        <w:t xml:space="preserve">   Sofia, puoi darmi del tu. Lo sai.</w:t>
       </w:r>
     </w:p>
     <w:p>
@@ -2785,7 +2785,31 @@
           <w:color w:val="262626"/>
           <w:sz w:val="18"/>
         </w:rPr>
-        <w:t xml:space="preserve"> — dare(주다) 원형 + mi(나에게)</w:t>
+        <w:t xml:space="preserve"> — 동사 dare(주다) 원형 + mi(나에게) — 조동사 뒤 대명사는 원형에 붙는다</w:t>
+      </w:r>
+      <w:r>
+        <w:rPr>
+          <w:b w:val="0"/>
+          <w:color w:val="262626"/>
+          <w:sz w:val="18"/>
+        </w:rPr>
+        <w:t xml:space="preserve"> · </w:t>
+      </w:r>
+      <w:r>
+        <w:rPr>
+          <w:b/>
+          <w:color w:val="262626"/>
+          <w:sz w:val="18"/>
+        </w:rPr>
+        <w:t>tu</w:t>
+      </w:r>
+      <w:r>
+        <w:rPr>
+          <w:b w:val="0"/>
+          <w:color w:val="262626"/>
+          <w:sz w:val="18"/>
+        </w:rPr>
+        <w:t xml:space="preserve"> — 대명사 · 너 — dare del tu: 반말(tu)로 부르다</w:t>
       </w:r>
       <w:r>
         <w:rPr>
@@ -2832,7 +2856,7 @@
           <w:color w:val="262626"/>
           <w:sz w:val="18"/>
         </w:rPr>
-        <w:t>조동사(potere, dovere, volere) + 부정사에서 대명사는 부정사 뒤에 붙이거나(puoi darmi) 조동사 앞에 둘 수 있다(mi puoi dare). Lo sai의 lo는 앞 내용 전체를 받는 중성 대명사.</w:t>
+        <w:t>dare del tu / dare del Lei a qualcuno: '~에게 tu/Lei로 말하다'. 조동사 potere + 원형 구조에서 대명사는 원형 뒤에 붙인다(puoi darmi = mi puoi dare).</w:t>
       </w:r>
     </w:p>
     <w:p>
@@ -2855,7 +2879,7 @@
           <w:color w:val="262626"/>
           <w:sz w:val="18"/>
         </w:rPr>
-        <w:t>dare del tu a qualcuno: '~에게 반말(tu)을 쓰다' ↔ dare del Lei: 존댓말을 쓰다. Lo sai = '알잖아'.</w:t>
+        <w:t>Lo sai: '알잖아' — 이미 아는 사실을 상기시키는 말. 친한 사이에서 호칭을 편하게 하자고 권하는 장면.</w:t>
       </w:r>
     </w:p>
     <w:p>
@@ -2878,7 +2902,7 @@
           <w:color w:val="262626"/>
           <w:sz w:val="18"/>
         </w:rPr>
-        <w:t>직설법 현재(Indicativo presente) — 현재의 허락과 이미 아는 사실</w:t>
+        <w:t>직설법 현재(Indicativo presente) — 허락·현재 사실</w:t>
       </w:r>
     </w:p>
     <w:p>
@@ -3694,7 +3718,7 @@
           <w:color w:val="1A1A1A"/>
           <w:sz w:val="22"/>
         </w:rPr>
-        <w:t xml:space="preserve">   Entra, Fatima. Sedetevi, che vi porto qualcosa.</w:t>
+        <w:t xml:space="preserve">   Entra, Fatima. Siediti, che ti porto qualcosa.</w:t>
       </w:r>
     </w:p>
     <w:p>
@@ -3754,15 +3778,15 @@
           <w:color w:val="262626"/>
           <w:sz w:val="18"/>
         </w:rPr>
-        <w:t>sedetevi</w:t>
-      </w:r>
-      <w:r>
-        <w:rPr>
-          <w:b w:val="0"/>
-          <w:color w:val="262626"/>
-          <w:sz w:val="18"/>
-        </w:rPr>
-        <w:t xml:space="preserve"> — 재귀동사 sedersi(앉다)의 voi 명령형 sedete + vi</w:t>
+        <w:t>siediti</w:t>
+      </w:r>
+      <w:r>
+        <w:rPr>
+          <w:b w:val="0"/>
+          <w:color w:val="262626"/>
+          <w:sz w:val="18"/>
+        </w:rPr>
+        <w:t xml:space="preserve"> — 재귀동사 sedersi(앉다)의 tu 명령형 siedi + ti</w:t>
       </w:r>
       <w:r>
         <w:rPr>
@@ -3833,7 +3857,7 @@
           <w:color w:val="262626"/>
           <w:sz w:val="18"/>
         </w:rPr>
-        <w:t>재귀동사의 긍정 명령형은 재귀대명사를 뒤에 붙인다: sedete + vi = sedetevi(tu는 siediti). 구어의 che는 '~하니까, 그러면'(che causale): Sedetevi, che vi porto qualcosa.</w:t>
+        <w:t>재귀동사의 긍정 명령형은 재귀대명사를 뒤에 붙인다: siedi + ti = siediti(voi는 sedetevi). 구어의 che는 '~하니까, 그러면'(che causale): Siediti, che ti porto qualcosa.</w:t>
       </w:r>
     </w:p>
     <w:p>
@@ -3856,7 +3880,7 @@
           <w:color w:val="262626"/>
           <w:sz w:val="18"/>
         </w:rPr>
-        <w:t>Rosa의 시그니처 환대 — 누가 오면 먼저 앉히고 먹을 것을 내온다. Fatima에게는 tu(Entra), 모두에게는 voi(Sedetevi).</w:t>
+        <w:t>Rosa의 시그니처 환대 — 누가 오면 먼저 앉히고 먹을 것을 내온다. Fatima 한 사람에게 tu로 말한다.</w:t>
       </w:r>
     </w:p>
     <w:p>
@@ -3879,7 +3903,7 @@
           <w:color w:val="262626"/>
           <w:sz w:val="18"/>
         </w:rPr>
-        <w:t>명령법 2인칭 단수/복수(entra, sedetevi) — 권유; 직설법 현재(porto) — 바로 하려는 행동(가까운 미래)</w:t>
+        <w:t>명령법 2인칭 단수(entra, siediti) — 권유; 직설법 현재(porto) — 바로 하려는 행동(가까운 미래)</w:t>
       </w:r>
     </w:p>
     <w:p>
@@ -4094,7 +4118,7 @@
           <w:color w:val="1A1A1A"/>
           <w:sz w:val="22"/>
         </w:rPr>
-        <w:t xml:space="preserve">   Un'altra lettera? Non era la prima, questa primavera.</w:t>
+        <w:t xml:space="preserve">   Un'altra lettera? Non è la prima, questa primavera?</w:t>
       </w:r>
     </w:p>
     <w:p>
@@ -4107,7 +4131,7 @@
           <w:color w:val="808080"/>
           <w:sz w:val="18"/>
         </w:rPr>
-        <w:t>또 편지예요? 이번 봄에 처음이 아니잖아요.</w:t>
+        <w:t>또 편지예요? 이번 봄에 처음이 아니죠?</w:t>
       </w:r>
     </w:p>
     <w:p>
@@ -4130,15 +4154,15 @@
           <w:color w:val="262626"/>
           <w:sz w:val="18"/>
         </w:rPr>
-        <w:t>un'altra</w:t>
-      </w:r>
-      <w:r>
-        <w:rPr>
-          <w:b w:val="0"/>
-          <w:color w:val="262626"/>
-          <w:sz w:val="18"/>
-        </w:rPr>
-        <w:t xml:space="preserve"> — 부정관사 una + altra(다른, 또 하나의) — 여성이라 모음 앞 생략(apostrofo)</w:t>
+        <w:t>altra</w:t>
+      </w:r>
+      <w:r>
+        <w:rPr>
+          <w:b w:val="0"/>
+          <w:color w:val="262626"/>
+          <w:sz w:val="18"/>
+        </w:rPr>
+        <w:t xml:space="preserve"> — 형용사 altro(다른, 또 하나의)의 여성 단수 — un'altra: 모음 앞 축약</w:t>
       </w:r>
       <w:r>
         <w:rPr>
@@ -4154,15 +4178,15 @@
           <w:color w:val="262626"/>
           <w:sz w:val="18"/>
         </w:rPr>
-        <w:t>era</w:t>
-      </w:r>
-      <w:r>
-        <w:rPr>
-          <w:b w:val="0"/>
-          <w:color w:val="262626"/>
-          <w:sz w:val="18"/>
-        </w:rPr>
-        <w:t xml:space="preserve"> — 동사 essere(~이다) 반과거 3인칭 단수</w:t>
+        <w:t>lettera</w:t>
+      </w:r>
+      <w:r>
+        <w:rPr>
+          <w:b w:val="0"/>
+          <w:color w:val="262626"/>
+          <w:sz w:val="18"/>
+        </w:rPr>
+        <w:t xml:space="preserve"> — 명사(여) · 편지 / 복수 lettere</w:t>
       </w:r>
       <w:r>
         <w:rPr>
@@ -4186,7 +4210,7 @@
           <w:color w:val="262626"/>
           <w:sz w:val="18"/>
         </w:rPr>
-        <w:t xml:space="preserve"> — 서수 형용사 primo의 여·단 — lettera에 일치</w:t>
+        <w:t xml:space="preserve"> — 서수 primo(첫 번째)의 여성 단수 — la prima (lettera)</w:t>
       </w:r>
       <w:r>
         <w:rPr>
@@ -4233,7 +4257,7 @@
           <w:color w:val="262626"/>
           <w:sz w:val="18"/>
         </w:rPr>
-        <w:t>un'altra(여성)는 아포스트로피가 필요하지만 un altro(남성)는 필요 없다. 서수 primo도 형용사처럼 성·수 일치: la prima lettera.</w:t>
+        <w:t>부정 의문문 Non è...?: '~아니죠?'라고 확인하는 질문. questa primavera처럼 지시형용사 + 시간 명사는 전치사 없이 '이번 봄에'라는 부사구가 된다.</w:t>
       </w:r>
     </w:p>
     <w:p>
@@ -4256,7 +4280,7 @@
           <w:color w:val="262626"/>
           <w:sz w:val="18"/>
         </w:rPr>
-        <w:t>Un'altra lettera?: '또 편지야?'라는 놀람. questa primavera = '이번 봄에' — 부사처럼 전치사 없이 쓰는 시간 표현.</w:t>
+        <w:t>Un'altra lettera?: '또 편지야?' — 놀람. 부정 의문문에 대한 대답 No는 '응, 처음이 아니야'라는 뜻이 된다.</w:t>
       </w:r>
     </w:p>
     <w:p>
@@ -4279,7 +4303,7 @@
           <w:color w:val="262626"/>
           <w:sz w:val="18"/>
         </w:rPr>
-        <w:t>반과거(Imperfetto: era) — 과거 상황 설명</w:t>
+        <w:t>직설법 현재(Indicativo presente) — 현재 상황 확인</w:t>
       </w:r>
     </w:p>
     <w:p>
@@ -5318,7 +5342,7 @@
           <w:color w:val="1A1A1A"/>
           <w:sz w:val="22"/>
         </w:rPr>
-        <w:t xml:space="preserve">   Un aumento del cinquanta per cento. Non torna con niente.</w:t>
+        <w:t xml:space="preserve">   Un aumento del cinquanta per cento. Non torna per niente.</w:t>
       </w:r>
     </w:p>
     <w:p>
@@ -5331,7 +5355,7 @@
           <w:color w:val="808080"/>
           <w:sz w:val="18"/>
         </w:rPr>
-        <w:t>50퍼센트 인상이네요. 아무 기준과도 안 맞아요.</w:t>
+        <w:t>50퍼센트 인상이네요. 전혀 말이 안 돼요.</w:t>
       </w:r>
     </w:p>
     <w:p>
@@ -5362,7 +5386,7 @@
           <w:color w:val="262626"/>
           <w:sz w:val="18"/>
         </w:rPr>
-        <w:t xml:space="preserve"> — 명사(남) · 인상 / 복수 aumenti</w:t>
+        <w:t xml:space="preserve"> — 명사(남) · 인상, 증가 / 복수 aumenti</w:t>
       </w:r>
       <w:r>
         <w:rPr>
@@ -5386,7 +5410,7 @@
           <w:color w:val="262626"/>
           <w:sz w:val="18"/>
         </w:rPr>
-        <w:t xml:space="preserve"> — ~퍼센트</w:t>
+        <w:t xml:space="preserve"> — 퍼센트 — del cinquanta per cento: 50퍼센트의</w:t>
       </w:r>
       <w:r>
         <w:rPr>
@@ -5410,7 +5434,7 @@
           <w:color w:val="262626"/>
           <w:sz w:val="18"/>
         </w:rPr>
-        <w:t xml:space="preserve"> — 동사 tornare(돌아오다 → (계산이) 맞다) 직설법 현재 3인칭 단수</w:t>
+        <w:t xml:space="preserve"> — 동사 tornare(돌아오다; 구어로 '계산·논리가 맞다') 직설법 현재 3인칭 단수</w:t>
       </w:r>
       <w:r>
         <w:rPr>
@@ -5426,15 +5450,15 @@
           <w:color w:val="262626"/>
           <w:sz w:val="18"/>
         </w:rPr>
-        <w:t>niente</w:t>
-      </w:r>
-      <w:r>
-        <w:rPr>
-          <w:b w:val="0"/>
-          <w:color w:val="262626"/>
-          <w:sz w:val="18"/>
-        </w:rPr>
-        <w:t xml:space="preserve"> — 부정대명사 · 아무것도</w:t>
+        <w:t>per niente</w:t>
+      </w:r>
+      <w:r>
+        <w:rPr>
+          <w:b w:val="0"/>
+          <w:color w:val="262626"/>
+          <w:sz w:val="18"/>
+        </w:rPr>
+        <w:t xml:space="preserve"> — 부사구 · 전혀 (부정문에서)</w:t>
       </w:r>
     </w:p>
     <w:p>
@@ -5457,7 +5481,7 @@
           <w:color w:val="262626"/>
           <w:sz w:val="18"/>
         </w:rPr>
-        <w:t>퍼센트는 관사 il과 함께: il cinquanta per cento → di + il = del cinquanta per cento. 이중부정 non ... niente = '아무것도 ~않다'.</w:t>
+        <w:t>un aumento del + 수 + per cento: '~퍼센트의 인상'(di + il = del). non ... per niente: 부정 강조 '전혀 ~않다'.</w:t>
       </w:r>
     </w:p>
     <w:p>
@@ -5480,7 +5504,7 @@
           <w:color w:val="262626"/>
           <w:sz w:val="18"/>
         </w:rPr>
-        <w:t>tornare = '(계산·논리가) 맞다, 앞뒤가 맞다'(i conti tornano). Non torna con niente = '무엇과도 맞지 않는다'.</w:t>
+        <w:t>Non torna: '앞뒤가 안 맞다, 계산이 안 맞다' — 이 시리즈에서 숫자가 이상할 때 자주 쓰는 표현.</w:t>
       </w:r>
     </w:p>
     <w:p>
@@ -6391,7 +6415,7 @@
           <w:color w:val="808080"/>
           <w:sz w:val="18"/>
         </w:rPr>
-        <w:t>아직 몰라요. 파티마 씨 계약서를 읽어야 해요.</w:t>
+        <w:t>아직 몰라. 파티마 계약서를 읽어 봐야 해.</w:t>
       </w:r>
     </w:p>
     <w:p>
@@ -11119,7 +11143,7 @@
           <w:color w:val="1A1A1A"/>
           <w:sz w:val="22"/>
         </w:rPr>
-        <w:t xml:space="preserve">   «Credo» non è una risposta di un principe, né di un inquilino.</w:t>
+        <w:t xml:space="preserve">   «Credo» non è una risposta da principe, né da inquilino.</w:t>
       </w:r>
     </w:p>
     <w:p>
@@ -11155,6 +11179,30 @@
           <w:color w:val="262626"/>
           <w:sz w:val="18"/>
         </w:rPr>
+        <w:t>credo</w:t>
+      </w:r>
+      <w:r>
+        <w:rPr>
+          <w:b w:val="0"/>
+          <w:color w:val="262626"/>
+          <w:sz w:val="18"/>
+        </w:rPr>
+        <w:t xml:space="preserve"> — 동사 credere(믿다, 생각하다) 직설법 현재 1인칭 단수 — 여기선 인용된 말</w:t>
+      </w:r>
+      <w:r>
+        <w:rPr>
+          <w:b w:val="0"/>
+          <w:color w:val="262626"/>
+          <w:sz w:val="18"/>
+        </w:rPr>
+        <w:t xml:space="preserve"> · </w:t>
+      </w:r>
+      <w:r>
+        <w:rPr>
+          <w:b/>
+          <w:color w:val="262626"/>
+          <w:sz w:val="18"/>
+        </w:rPr>
         <w:t>risposta</w:t>
       </w:r>
       <w:r>
@@ -11163,7 +11211,7 @@
           <w:color w:val="262626"/>
           <w:sz w:val="18"/>
         </w:rPr>
-        <w:t xml:space="preserve"> — 명사(여) · 대답</w:t>
+        <w:t xml:space="preserve"> — 명사(여) · 대답 / 복수 risposte</w:t>
       </w:r>
       <w:r>
         <w:rPr>
@@ -11211,7 +11259,7 @@
           <w:color w:val="262626"/>
           <w:sz w:val="18"/>
         </w:rPr>
-        <w:t xml:space="preserve"> — 명사(남) · 세입자 / 여성 inquilina, 복수 inquilini</w:t>
+        <w:t xml:space="preserve"> — 명사(남) · 세입자 / 여 inquilina</w:t>
       </w:r>
     </w:p>
     <w:p>
@@ -11234,7 +11282,7 @@
           <w:color w:val="262626"/>
           <w:sz w:val="18"/>
         </w:rPr>
-        <w:t>né ... né / né: '~도 아니고 ~도 아니다'. 부정문 뒤에 né di un inquilino를 이어 '세입자의 대답도 아니다'.</w:t>
+        <w:t>da + 명사: '~다운, ~에 걸맞은'(una risposta da principe = 군주다운 대답). né ... : '~도 아니다' — 부정을 이어 붙인다.</w:t>
       </w:r>
     </w:p>
     <w:p>
@@ -11257,7 +11305,7 @@
           <w:color w:val="262626"/>
           <w:sz w:val="18"/>
         </w:rPr>
-        <w:t>『군주론(Il Principe)』 저자 Machiavelli의 자기 풍자 — 군주든 세입자든 '아마'로는 안 된다.</w:t>
+        <w:t>Machiavelli다운 말투: 애매한 '~인 것 같다'를 허용하지 않고 확실한 사실을 요구한다.</w:t>
       </w:r>
     </w:p>
     <w:p>
@@ -11280,7 +11328,7 @@
           <w:color w:val="262626"/>
           <w:sz w:val="18"/>
         </w:rPr>
-        <w:t>직설법 현재(Indicativo presente) — 판단</w:t>
+        <w:t>직설법 현재(Indicativo presente) — 일반적 판단</w:t>
       </w:r>
     </w:p>
     <w:p>
@@ -12872,7 +12920,7 @@
           <w:color w:val="808080"/>
           <w:sz w:val="18"/>
         </w:rPr>
-        <w:t>마르코, 내 계산에서는 '다른 곳에'랑 '없음'이 같아요.</w:t>
+        <w:t>마르코, 내 계산에서는 '다른 곳에'나 '없음'이나 같아.</w:t>
       </w:r>
     </w:p>
     <w:p>
@@ -14907,7 +14955,7 @@
           <w:color w:val="1A1A1A"/>
           <w:sz w:val="22"/>
         </w:rPr>
-        <w:t xml:space="preserve">   È meglio essere temuti che amati, se non si può avere entrambe.</w:t>
+        <w:t xml:space="preserve">   È meglio essere temuti che amati, se non si può essere entrambe le cose.</w:t>
       </w:r>
     </w:p>
     <w:p>
@@ -14920,7 +14968,7 @@
           <w:color w:val="808080"/>
           <w:sz w:val="18"/>
         </w:rPr>
-        <w:t>사랑받는 것과 두려움을 동시에 얻을 수 없다면, 두려운 편이 낫습니다.</w:t>
+        <w:t>둘 다 될 수 없다면, 사랑받기보다 두려움의 대상이 되는 편이 낫습니다.</w:t>
       </w:r>
     </w:p>
     <w:p>
@@ -14951,7 +14999,7 @@
           <w:color w:val="262626"/>
           <w:sz w:val="18"/>
         </w:rPr>
-        <w:t xml:space="preserve"> — 부사 · 더 좋은(bene의 비교급) — È meglio + 부정사</w:t>
+        <w:t xml:space="preserve"> — 부사 · 더 낫게 — è meglio + 원형: ~하는 편이 낫다</w:t>
       </w:r>
       <w:r>
         <w:rPr>
@@ -14975,7 +15023,7 @@
           <w:color w:val="262626"/>
           <w:sz w:val="18"/>
         </w:rPr>
-        <w:t xml:space="preserve"> — 동사 temere(두려워하다)의 과거분사 남·복 — 수동 '두려움을 받는'</w:t>
+        <w:t xml:space="preserve"> — 동사 temere(두려워하다)의 과거분사 남성 복수 — 수동 의미 '두려움을 받는'</w:t>
       </w:r>
       <w:r>
         <w:rPr>
@@ -14999,7 +15047,7 @@
           <w:color w:val="262626"/>
           <w:sz w:val="18"/>
         </w:rPr>
-        <w:t xml:space="preserve"> — 동사 amare(사랑하다)의 과거분사 남·복 — 수동 '사랑받는'</w:t>
+        <w:t xml:space="preserve"> — 동사 amare(사랑하다)의 과거분사 남성 복수 — '사랑받는'</w:t>
       </w:r>
       <w:r>
         <w:rPr>
@@ -15015,15 +15063,15 @@
           <w:color w:val="262626"/>
           <w:sz w:val="18"/>
         </w:rPr>
-        <w:t>entrambe</w:t>
-      </w:r>
-      <w:r>
-        <w:rPr>
-          <w:b w:val="0"/>
-          <w:color w:val="262626"/>
-          <w:sz w:val="18"/>
-        </w:rPr>
-        <w:t xml:space="preserve"> — 형용사/대명사 · 둘 다 — 여·복(le cose를 가리킴)</w:t>
+        <w:t>entrambe le cose</w:t>
+      </w:r>
+      <w:r>
+        <w:rPr>
+          <w:b w:val="0"/>
+          <w:color w:val="262626"/>
+          <w:sz w:val="18"/>
+        </w:rPr>
+        <w:t xml:space="preserve"> — 둘 다 — cosa(여)의 복수에 맞춘 여성형</w:t>
       </w:r>
     </w:p>
     <w:p>
@@ -15046,7 +15094,7 @@
           <w:color w:val="262626"/>
           <w:sz w:val="18"/>
         </w:rPr>
-        <w:t>essere + 과거분사 = 수동태: essere temuti/amati. 일반 주어(사람들)를 가리켜 남·복. 비교 meglio A che B: 'B보다 A가 낫다'. 비인칭 si può = '할 수 있다'.</w:t>
+        <w:t>essere + 과거분사 = 수동(essere temuti/amati). 비인칭 si 구문에서 형용사·분사는 남성 복수(temuti, amati). meglio A che B: 'B보다 A가 낫다'.</w:t>
       </w:r>
     </w:p>
     <w:p>
@@ -15069,7 +15117,7 @@
           <w:color w:val="262626"/>
           <w:sz w:val="18"/>
         </w:rPr>
-        <w:t>『군주론』 17장의 유명한 구절 'è molto più sicuro essere temuto che amato' — Machiavelli의 시그니처 인용.</w:t>
+        <w:t>『군주론』 17장의 유명한 구절을 짧게 줄인 것: 군주는 사랑과 두려움을 둘 다 얻을 수 없으면 두려움을 택하라.</w:t>
       </w:r>
     </w:p>
     <w:p>
@@ -15092,7 +15140,7 @@
           <w:color w:val="262626"/>
           <w:sz w:val="18"/>
         </w:rPr>
-        <w:t>직설법 현재(è, si può) — 일반 원리; 부정사 수동(essere temuti/amati)</w:t>
+        <w:t>직설법 현재(Indicativo presente) — 일반적 진리; 비인칭 si(si può)</w:t>
       </w:r>
     </w:p>
     <w:p>
@@ -18072,7 +18120,7 @@
           <w:color w:val="1A1A1A"/>
           <w:sz w:val="22"/>
         </w:rPr>
-        <w:t xml:space="preserve">   Un ritardo di un giorno non ha mai perso una guerra.</w:t>
+        <w:t xml:space="preserve">   Un giorno di ritardo non ha mai fatto perdere una guerra.</w:t>
       </w:r>
     </w:p>
     <w:p>
@@ -18085,7 +18133,7 @@
           <w:color w:val="808080"/>
           <w:sz w:val="18"/>
         </w:rPr>
-        <w:t>하루 늦는다고 전쟁을 진 적은 없지.</w:t>
+        <w:t>하루 늦었다고 전쟁에 진 적은 없지.</w:t>
       </w:r>
     </w:p>
     <w:p>
@@ -18108,6 +18156,30 @@
           <w:color w:val="262626"/>
           <w:sz w:val="18"/>
         </w:rPr>
+        <w:t>giorno</w:t>
+      </w:r>
+      <w:r>
+        <w:rPr>
+          <w:b w:val="0"/>
+          <w:color w:val="262626"/>
+          <w:sz w:val="18"/>
+        </w:rPr>
+        <w:t xml:space="preserve"> — 명사(남) · 날, 하루 / 복수 giorni</w:t>
+      </w:r>
+      <w:r>
+        <w:rPr>
+          <w:b w:val="0"/>
+          <w:color w:val="262626"/>
+          <w:sz w:val="18"/>
+        </w:rPr>
+        <w:t xml:space="preserve"> · </w:t>
+      </w:r>
+      <w:r>
+        <w:rPr>
+          <w:b/>
+          <w:color w:val="262626"/>
+          <w:sz w:val="18"/>
+        </w:rPr>
         <w:t>ritardo</w:t>
       </w:r>
       <w:r>
@@ -18116,7 +18188,7 @@
           <w:color w:val="262626"/>
           <w:sz w:val="18"/>
         </w:rPr>
-        <w:t xml:space="preserve"> — 명사(남) · 지연 / 복수 ritardi</w:t>
+        <w:t xml:space="preserve"> — 명사(남) · 지연, 늦음 — un giorno di ritardo: 하루 늦음</w:t>
       </w:r>
       <w:r>
         <w:rPr>
@@ -18132,15 +18204,15 @@
           <w:color w:val="262626"/>
           <w:sz w:val="18"/>
         </w:rPr>
-        <w:t>ha perso</w:t>
-      </w:r>
-      <w:r>
-        <w:rPr>
-          <w:b w:val="0"/>
-          <w:color w:val="262626"/>
-          <w:sz w:val="18"/>
-        </w:rPr>
-        <w:t xml:space="preserve"> — 동사 perdere(잃다, 지다) 근과거 3인칭 단수 — 과거분사 perso(또는 perduto)</w:t>
+        <w:t>fatto perdere</w:t>
+      </w:r>
+      <w:r>
+        <w:rPr>
+          <w:b w:val="0"/>
+          <w:color w:val="262626"/>
+          <w:sz w:val="18"/>
+        </w:rPr>
+        <w:t xml:space="preserve"> — 사역 fare + perdere(잃다)의 근과거 — '잃게 만들었다'</w:t>
       </w:r>
       <w:r>
         <w:rPr>
@@ -18187,7 +18259,7 @@
           <w:color w:val="262626"/>
           <w:sz w:val="18"/>
         </w:rPr>
-        <w:t>non ... mai + 근과거: '한 번도 ~한 적 없다'. perdere의 과거분사는 불규칙 perso(문어 perduto).</w:t>
+        <w:t>사역 구문 fare + 원형: '~하게 만들다'(far perdere = 잃게 하다). 근과거는 avere + fatto. non ... mai: '결코 ~않다'.</w:t>
       </w:r>
     </w:p>
     <w:p>
@@ -18210,7 +18282,7 @@
           <w:color w:val="262626"/>
           <w:sz w:val="18"/>
         </w:rPr>
-        <w:t>perdere una guerra: '전쟁에서 지다'. 장군 Cesare다운 군사 비유의 격언.</w:t>
+        <w:t>Cesare의 장군다운 비유 — 하루 늦는 것쯤은 큰일이 아니라는 여유.</w:t>
       </w:r>
     </w:p>
     <w:p>
@@ -18233,7 +18305,7 @@
           <w:color w:val="262626"/>
           <w:sz w:val="18"/>
         </w:rPr>
-        <w:t>근과거(Passato prossimo: ha perso) — 경험('~한 적이 없다')</w:t>
+        <w:t>근과거(Passato prossimo) — 지금까지의 경험(non ... mai)</w:t>
       </w:r>
     </w:p>
     <w:p>
@@ -18260,7 +18332,7 @@
           <w:color w:val="1A1A1A"/>
           <w:sz w:val="22"/>
         </w:rPr>
-        <w:t xml:space="preserve">   Ma può perdere una casa, Console Cesare, se sbagliamo i conti.</w:t>
+        <w:t xml:space="preserve">   Ma può far perdere una casa, Console Cesare, se sbagliamo i conti.</w:t>
       </w:r>
     </w:p>
     <w:p>
@@ -18304,7 +18376,7 @@
           <w:color w:val="262626"/>
           <w:sz w:val="18"/>
         </w:rPr>
-        <w:t xml:space="preserve"> — 동사 potere 직설법 현재 3인칭 단수</w:t>
+        <w:t xml:space="preserve"> — 동사 potere(~할 수 있다) 직설법 현재 3인칭 단수</w:t>
       </w:r>
       <w:r>
         <w:rPr>
@@ -18320,15 +18392,15 @@
           <w:color w:val="262626"/>
           <w:sz w:val="18"/>
         </w:rPr>
-        <w:t>perdere</w:t>
-      </w:r>
-      <w:r>
-        <w:rPr>
-          <w:b w:val="0"/>
-          <w:color w:val="262626"/>
-          <w:sz w:val="18"/>
-        </w:rPr>
-        <w:t xml:space="preserve"> — 동사 원형 · 잃다</w:t>
+        <w:t>far perdere</w:t>
+      </w:r>
+      <w:r>
+        <w:rPr>
+          <w:b w:val="0"/>
+          <w:color w:val="262626"/>
+          <w:sz w:val="18"/>
+        </w:rPr>
+        <w:t xml:space="preserve"> — 사역 fare + perdere — 잃게 만들다 (far = fare의 어미 탈락형)</w:t>
       </w:r>
       <w:r>
         <w:rPr>
@@ -18376,7 +18448,7 @@
           <w:color w:val="262626"/>
           <w:sz w:val="18"/>
         </w:rPr>
-        <w:t xml:space="preserve"> — 명사(남) conto의 복수 · 계산</w:t>
+        <w:t xml:space="preserve"> — 명사 conto(계산)의 남성 복수 — sbagliare i conti: 계산을 틀리다</w:t>
       </w:r>
     </w:p>
     <w:p>
@@ -18399,7 +18471,7 @@
           <w:color w:val="262626"/>
           <w:sz w:val="18"/>
         </w:rPr>
-        <w:t>Cesare의 말(perso una guerra)을 받아 같은 동사 perdere로 반박. se + 직설법 현재: 현실 조건.</w:t>
+        <w:t>potere + 사역 fare + 원형: '~하게 만들 수 있다'. 조건 se + 직설법 현재: 현실적인 조건.</w:t>
       </w:r>
     </w:p>
     <w:p>
@@ -18422,7 +18494,7 @@
           <w:color w:val="262626"/>
           <w:sz w:val="18"/>
         </w:rPr>
-        <w:t>sbagliare i conti: '계산을 잘못하다'. Console Cesare에게 존칭 호칭을 쓰며 공손하게 반박하는 Sofia.</w:t>
+        <w:t>Sofia가 Cesare의 말을 그대로 받아 반박하는 구조. Cesare에게는 Lei/호칭 Console을 쓴다.</w:t>
       </w:r>
     </w:p>
     <w:p>
@@ -18445,7 +18517,7 @@
           <w:color w:val="262626"/>
           <w:sz w:val="18"/>
         </w:rPr>
-        <w:t>직설법 현재(Indicativo presente) — 가능성·현실 조건</w:t>
+        <w:t>직설법 현재(Indicativo presente) — 가능성과 현실적 조건</w:t>
       </w:r>
     </w:p>
     <w:p>
@@ -19884,7 +19956,7 @@
           <w:color w:val="1A1A1A"/>
           <w:sz w:val="22"/>
         </w:rPr>
-        <w:t xml:space="preserve">   Le porto tutte e tre, domattina presto.</w:t>
+        <w:t xml:space="preserve">   Porto tutto, contratto e lettere, domattina presto.</w:t>
       </w:r>
     </w:p>
     <w:p>
@@ -19897,7 +19969,7 @@
           <w:color w:val="808080"/>
           <w:sz w:val="18"/>
         </w:rPr>
-        <w:t>내일 아침 일찍 세 개 다 가져올게요.</w:t>
+        <w:t>계약서랑 편지 다 가져올게요, 내일 아침 일찍.</w:t>
       </w:r>
     </w:p>
     <w:p>
@@ -19928,7 +20000,7 @@
           <w:color w:val="262626"/>
           <w:sz w:val="18"/>
         </w:rPr>
-        <w:t xml:space="preserve"> — 동사 portare(가져가다) 직설법 현재 1인칭 단수</w:t>
+        <w:t xml:space="preserve"> — 동사 portare(가져가다·가져오다) 직설법 현재 1인칭 단수</w:t>
       </w:r>
       <w:r>
         <w:rPr>
@@ -19944,15 +20016,15 @@
           <w:color w:val="262626"/>
           <w:sz w:val="18"/>
         </w:rPr>
-        <w:t>tutte e tre</w:t>
-      </w:r>
-      <w:r>
-        <w:rPr>
-          <w:b w:val="0"/>
-          <w:color w:val="262626"/>
-          <w:sz w:val="18"/>
-        </w:rPr>
-        <w:t xml:space="preserve"> — 셋 모두 — 여·복</w:t>
+        <w:t>tutto</w:t>
+      </w:r>
+      <w:r>
+        <w:rPr>
+          <w:b w:val="0"/>
+          <w:color w:val="262626"/>
+          <w:sz w:val="18"/>
+        </w:rPr>
+        <w:t xml:space="preserve"> — 부정대명사 · 전부</w:t>
       </w:r>
       <w:r>
         <w:rPr>
@@ -19968,6 +20040,54 @@
           <w:color w:val="262626"/>
           <w:sz w:val="18"/>
         </w:rPr>
+        <w:t>contratto</w:t>
+      </w:r>
+      <w:r>
+        <w:rPr>
+          <w:b w:val="0"/>
+          <w:color w:val="262626"/>
+          <w:sz w:val="18"/>
+        </w:rPr>
+        <w:t xml:space="preserve"> — 명사(남) · 계약서 / 복수 contratti</w:t>
+      </w:r>
+      <w:r>
+        <w:rPr>
+          <w:b w:val="0"/>
+          <w:color w:val="262626"/>
+          <w:sz w:val="18"/>
+        </w:rPr>
+        <w:t xml:space="preserve"> · </w:t>
+      </w:r>
+      <w:r>
+        <w:rPr>
+          <w:b/>
+          <w:color w:val="262626"/>
+          <w:sz w:val="18"/>
+        </w:rPr>
+        <w:t>lettere</w:t>
+      </w:r>
+      <w:r>
+        <w:rPr>
+          <w:b w:val="0"/>
+          <w:color w:val="262626"/>
+          <w:sz w:val="18"/>
+        </w:rPr>
+        <w:t xml:space="preserve"> — 명사 lettera(편지)의 여성 복수</w:t>
+      </w:r>
+      <w:r>
+        <w:rPr>
+          <w:b w:val="0"/>
+          <w:color w:val="262626"/>
+          <w:sz w:val="18"/>
+        </w:rPr>
+        <w:t xml:space="preserve"> · </w:t>
+      </w:r>
+      <w:r>
+        <w:rPr>
+          <w:b/>
+          <w:color w:val="262626"/>
+          <w:sz w:val="18"/>
+        </w:rPr>
         <w:t>domattina</w:t>
       </w:r>
       <w:r>
@@ -19977,30 +20097,6 @@
           <w:sz w:val="18"/>
         </w:rPr>
         <w:t xml:space="preserve"> — 부사 · 내일 아침 (= domani mattina)</w:t>
-      </w:r>
-      <w:r>
-        <w:rPr>
-          <w:b w:val="0"/>
-          <w:color w:val="262626"/>
-          <w:sz w:val="18"/>
-        </w:rPr>
-        <w:t xml:space="preserve"> · </w:t>
-      </w:r>
-      <w:r>
-        <w:rPr>
-          <w:b/>
-          <w:color w:val="262626"/>
-          <w:sz w:val="18"/>
-        </w:rPr>
-        <w:t>presto</w:t>
-      </w:r>
-      <w:r>
-        <w:rPr>
-          <w:b w:val="0"/>
-          <w:color w:val="262626"/>
-          <w:sz w:val="18"/>
-        </w:rPr>
-        <w:t xml:space="preserve"> — 부사 · 일찍</w:t>
       </w:r>
     </w:p>
     <w:p>
@@ -20023,7 +20119,7 @@
           <w:color w:val="262626"/>
           <w:sz w:val="18"/>
         </w:rPr>
-        <w:t>le = 여·복 직접목적대명사로 여기서는 서류들(le carte)을 가리킨다 — 그래서 tutte e tre도 여성. 남녀 혼합이면 원칙적으로 li/tutti. 현재형으로 가까운 미래.</w:t>
+        <w:t>남성 명사와 여성 명사를 함께 받을 때는 남성(li, tutti)이 원칙이다. 여기서는 중립적인 tutto(전부)로 묶고 뒤에 내용을 풀어 쓴다. 현재형으로 가까운 미래.</w:t>
       </w:r>
     </w:p>
     <w:p>
@@ -20046,7 +20142,7 @@
           <w:color w:val="262626"/>
           <w:sz w:val="18"/>
         </w:rPr>
-        <w:t>domattina presto: '내일 아침 일찍'. tutti e tre / tutte e tre = '셋 다'.</w:t>
+        <w:t>domattina presto: '내일 아침 일찍'. Porto tutto: '다 가져갈게요' — 약속하는 말투.</w:t>
       </w:r>
     </w:p>
     <w:p>
@@ -20922,7 +21018,7 @@
           <w:color w:val="808080"/>
           <w:sz w:val="18"/>
         </w:rPr>
-        <w:t>가기 전에, 가는 길에 먹을 접시 하나, 파티마.</w:t>
+        <w:t>가기 전에, 가는 길에 먹을 거 한 접시 챙겨 가, 파티마.</w:t>
       </w:r>
     </w:p>
     <w:p>
@@ -21661,7 +21757,7 @@
           <w:color w:val="1A1A1A"/>
           <w:sz w:val="22"/>
         </w:rPr>
-        <w:t xml:space="preserve">   Scusi, cosa è «ISTAT»? L'ho sentito anche prima.</w:t>
+        <w:t xml:space="preserve">   Scusi, cos'è «ISTAT»? L'ho sentito anche prima.</w:t>
       </w:r>
     </w:p>
     <w:p>
@@ -21697,15 +21793,15 @@
           <w:color w:val="262626"/>
           <w:sz w:val="18"/>
         </w:rPr>
-        <w:t>scusi</w:t>
-      </w:r>
-      <w:r>
-        <w:rPr>
-          <w:b w:val="0"/>
-          <w:color w:val="262626"/>
-          <w:sz w:val="18"/>
-        </w:rPr>
-        <w:t xml:space="preserve"> — 동사 scusare의 Lei 명령형</w:t>
+        <w:t>cos'è</w:t>
+      </w:r>
+      <w:r>
+        <w:rPr>
+          <w:b w:val="0"/>
+          <w:color w:val="262626"/>
+          <w:sz w:val="18"/>
+        </w:rPr>
+        <w:t xml:space="preserve"> — cosa è의 축약 — 뭐예요?</w:t>
       </w:r>
       <w:r>
         <w:rPr>
@@ -21721,15 +21817,39 @@
           <w:color w:val="262626"/>
           <w:sz w:val="18"/>
         </w:rPr>
-        <w:t>l'ho sentito</w:t>
-      </w:r>
-      <w:r>
-        <w:rPr>
-          <w:b w:val="0"/>
-          <w:color w:val="262626"/>
-          <w:sz w:val="18"/>
-        </w:rPr>
-        <w:t xml:space="preserve"> — lo(그것을) + ho sentito — sentire 근과거 1인칭 단수, 과거분사 남·단 일치</w:t>
+        <w:t>sentito</w:t>
+      </w:r>
+      <w:r>
+        <w:rPr>
+          <w:b w:val="0"/>
+          <w:color w:val="262626"/>
+          <w:sz w:val="18"/>
+        </w:rPr>
+        <w:t xml:space="preserve"> — 동사 sentire(듣다)의 과거분사</w:t>
+      </w:r>
+      <w:r>
+        <w:rPr>
+          <w:b w:val="0"/>
+          <w:color w:val="262626"/>
+          <w:sz w:val="18"/>
+        </w:rPr>
+        <w:t xml:space="preserve"> · </w:t>
+      </w:r>
+      <w:r>
+        <w:rPr>
+          <w:b/>
+          <w:color w:val="262626"/>
+          <w:sz w:val="18"/>
+        </w:rPr>
+        <w:t>anche</w:t>
+      </w:r>
+      <w:r>
+        <w:rPr>
+          <w:b w:val="0"/>
+          <w:color w:val="262626"/>
+          <w:sz w:val="18"/>
+        </w:rPr>
+        <w:t xml:space="preserve"> — 부사 · ~도</w:t>
       </w:r>
       <w:r>
         <w:rPr>
@@ -21776,7 +21896,7 @@
           <w:color w:val="262626"/>
           <w:sz w:val="18"/>
         </w:rPr>
-        <w:t>직접목적대명사 lo + 근과거: l'ho sentito(과거분사가 lo에 맞춰 남·단). cosa è는 보통 축약해 cos'è.</w:t>
+        <w:t>cosa + è는 모음 충돌을 피해 cos'è로 축약한다. L'ho sentito: lo(그것을) + ho → l'ho, 근과거 avere + sentito.</w:t>
       </w:r>
     </w:p>
     <w:p>
@@ -21799,7 +21919,7 @@
           <w:color w:val="262626"/>
           <w:sz w:val="18"/>
         </w:rPr>
-        <w:t>Scusi, cosa è...?: Sofia의 시그니처 단어 질문. anche prima = '아까도'.</w:t>
+        <w:t>Scusi: Lei 명령형 '실례지만' — Sofia가 모르는 단어를 물을 때의 정중한 시작.</w:t>
       </w:r>
     </w:p>
     <w:p>
@@ -21822,7 +21942,7 @@
           <w:color w:val="262626"/>
           <w:sz w:val="18"/>
         </w:rPr>
-        <w:t>명령법 Lei형(scusi); 직설법 현재(è) — 정의 질문; 근과거(Passato prossimo: ho sentito) — 과거 경험</w:t>
+        <w:t>직설법 현재(cos'è) + 근과거(Passato prossimo, l'ho sentito) — 방금 들은 경험</w:t>
       </w:r>
     </w:p>
     <w:p>
